--- a/kawasaki_project/03_委員会・説明資料/川崎町_第1回策定委員会資料_R8.9.2_v5統合版.docx
+++ b/kawasaki_project/03_委員会・説明資料/川崎町_第1回策定委員会資料_R8.9.2_v5統合版.docx
@@ -3311,7 +3311,7 @@
                 <w:sz w:val="19"/>
                 <w:szCs w:val="19"/>
               </w:rPr>
-              <w:t>577人</w:t>
+              <w:t>576人</w:t>
             </w:r>
           </w:p>
         </w:tc>
